--- a/descargas/primaria-1-3/word/PRESENTE_primaria-1-3_s3_viernes-18-dic.docx
+++ b/descargas/primaria-1-3/word/PRESENTE_primaria-1-3_s3_viernes-18-dic.docx
@@ -108,7 +108,7 @@
       </w:pPr>
       <w:r>
         <w:rPr/>
-        <w:t xml:space="preserve">Nos colocamos alrededor de la caja con su lazo. Quien quiera cuenta en voz alta un momento en que ha descubierto a Jesús: alguien que ayudó, alguien que acompañó a un compañero solo, alguien que perdonó. Después de cada uno, todos dicen: «¡Ahí estaba Jesús!».</w:t>
+        <w:t xml:space="preserve">Nos colocamos alrededor de la caja con su señal. Quien quiera cuenta en voz alta un momento en que ha descubierto a Jesús: alguien que ayudó, alguien que acompañó a un compañero solo, alguien que perdonó. Después de cada uno, todos dicen: «¡Ahí estaba Jesús!».</w:t>
       </w:r>
     </w:p>
     <w:p>
